--- a/docs/Volume_II_Telemetry_and_Model_Documentation.docx
+++ b/docs/Volume_II_Telemetry_and_Model_Documentation.docx
@@ -6766,6 +6766,39 @@
           <w:rFonts w:ascii="Arial" w:hAnsi="Arial"/>
         </w:rPr>
         <w:t>Rodolà, G. (2024). psutil — Cross-platform library for retrieving information on running processes and system utilization. https://psutil.readthedocs.io/</w:t>
+      </w:r>
+    </w:p>
+    <w:p>
+      <w:pPr>
+        <w:pStyle w:val="Heading2"/>
+      </w:pPr>
+      <w:r>
+        <w:rPr>
+          <w:rFonts w:ascii="Arial" w:hAnsi="Arial"/>
+          <w:b/>
+          <w:sz w:val="26"/>
+        </w:rPr>
+        <w:t>Windows Notification Icon &amp; Telemetry Persistence Integrations</w:t>
+      </w:r>
+    </w:p>
+    <w:p>
+      <w:pPr/>
+      <w:r>
+        <w:rPr>
+          <w:rFonts w:ascii="Arial" w:hAnsi="Arial"/>
+          <w:sz w:val="22"/>
+        </w:rPr>
+        <w:t>For Windows environments, the telemetry pipelines are configured to support the custom icon.ico file generated by Pillow. The icon contains multiple resolutions (from 16x16 up to 256x256) and is passed directly to the plyer notification module, ensuring that Windows toast notifications carry the project's official branding.</w:t>
+      </w:r>
+    </w:p>
+    <w:p>
+      <w:pPr/>
+      <w:r>
+        <w:rPr>
+          <w:rFonts w:ascii="Arial" w:hAnsi="Arial"/>
+          <w:sz w:val="22"/>
+        </w:rPr>
+        <w:t>The background service telemetry database stores raw and cleaned telemetry frames, which are normalized and aligned for the GRU recurrent neural network. On first startup, calibration data runs for 90 seconds to dynamically generate a localized MinMaxScaler.</w:t>
       </w:r>
     </w:p>
     <w:sectPr>
